--- a/backend-exhibits/Egnyte to Google Shared Drive included.docx
+++ b/backend-exhibits/Egnyte to Google Shared Drive included.docx
@@ -39,14 +39,14 @@
               <w:ind w:left="52"/>
               <w:jc w:val="center"/>
               <w:rPr>
-                <w:rFonts w:ascii="Arial" w:hAnsi="Arial" w:cs="Arial"/>
-                <w:sz w:val="21"/>
-                <w:szCs w:val="21"/>
-              </w:rPr>
-            </w:pPr>
-            <w:r>
-              <w:rPr>
-                <w:rFonts w:ascii="Arial" w:eastAsia="Arial" w:hAnsi="Arial" w:cs="Arial"/>
+                <w:rFonts w:ascii="Arial" w:hAnsi="Arial" w:cs="Arial" w:eastAsia="Arial"/>
+                <w:sz w:val="21"/>
+                <w:szCs w:val="21"/>
+              </w:rPr>
+            </w:pPr>
+            <w:r>
+              <w:rPr>
+                <w:rFonts w:ascii="Arial" w:hAnsi="Arial" w:cs="Arial" w:eastAsia="Arial"/>
                 <w:b/>
                 <w:sz w:val="21"/>
                 <w:szCs w:val="21"/>
@@ -55,7 +55,7 @@
             </w:r>
             <w:r>
               <w:rPr>
-                <w:rFonts w:ascii="Arial" w:eastAsia="Arial" w:hAnsi="Arial" w:cs="Arial"/>
+                <w:rFonts w:ascii="Arial" w:hAnsi="Arial" w:cs="Arial" w:eastAsia="Arial"/>
                 <w:b/>
                 <w:sz w:val="21"/>
                 <w:szCs w:val="21"/>
@@ -64,7 +64,7 @@
             </w:r>
             <w:r>
               <w:rPr>
-                <w:rFonts w:ascii="Arial" w:eastAsia="Arial" w:hAnsi="Arial" w:cs="Arial"/>
+                <w:rFonts w:ascii="Arial" w:hAnsi="Arial" w:cs="Arial" w:eastAsia="Arial"/>
                 <w:b/>
                 <w:sz w:val="21"/>
                 <w:szCs w:val="21"/>
@@ -73,7 +73,7 @@
             </w:r>
             <w:r>
               <w:rPr>
-                <w:rFonts w:ascii="Arial" w:eastAsia="Arial" w:hAnsi="Arial" w:cs="Arial"/>
+                <w:rFonts w:ascii="Arial" w:hAnsi="Arial" w:cs="Arial" w:eastAsia="Arial"/>
                 <w:b/>
                 <w:sz w:val="21"/>
                 <w:szCs w:val="21"/>
@@ -82,7 +82,7 @@
             </w:r>
             <w:r>
               <w:rPr>
-                <w:rFonts w:ascii="Arial" w:eastAsia="Arial" w:hAnsi="Arial" w:cs="Arial"/>
+                <w:rFonts w:ascii="Arial" w:hAnsi="Arial" w:cs="Arial" w:eastAsia="Arial"/>
                 <w:b/>
                 <w:sz w:val="21"/>
                 <w:szCs w:val="21"/>
@@ -91,7 +91,7 @@
             </w:r>
             <w:r>
               <w:rPr>
-                <w:rFonts w:ascii="Arial" w:eastAsia="Arial" w:hAnsi="Arial" w:cs="Arial"/>
+                <w:rFonts w:ascii="Arial" w:hAnsi="Arial" w:cs="Arial" w:eastAsia="Arial"/>
                 <w:b/>
                 <w:sz w:val="21"/>
                 <w:szCs w:val="21"/>
@@ -100,7 +100,7 @@
             </w:r>
             <w:r>
               <w:rPr>
-                <w:rFonts w:ascii="Arial" w:eastAsia="Arial" w:hAnsi="Arial" w:cs="Arial"/>
+                <w:rFonts w:ascii="Arial" w:hAnsi="Arial" w:cs="Arial" w:eastAsia="Arial"/>
                 <w:b/>
                 <w:sz w:val="21"/>
                 <w:szCs w:val="21"/>
@@ -109,7 +109,7 @@
             </w:r>
             <w:r>
               <w:rPr>
-                <w:rFonts w:ascii="Arial" w:eastAsia="Arial" w:hAnsi="Arial" w:cs="Arial"/>
+                <w:rFonts w:ascii="Arial" w:hAnsi="Arial" w:cs="Arial" w:eastAsia="Arial"/>
                 <w:b/>
                 <w:sz w:val="21"/>
                 <w:szCs w:val="21"/>
@@ -137,16 +137,16 @@
             <w:pPr>
               <w:ind w:left="3"/>
               <w:rPr>
-                <w:rFonts w:ascii="Arial" w:hAnsi="Arial" w:cs="Arial"/>
-                <w:b/>
-                <w:bCs/>
-                <w:sz w:val="21"/>
-                <w:szCs w:val="21"/>
-              </w:rPr>
-            </w:pPr>
-            <w:r>
-              <w:rPr>
-                <w:rFonts w:ascii="Arial" w:hAnsi="Arial" w:cs="Arial"/>
+                <w:rFonts w:ascii="Arial" w:hAnsi="Arial" w:cs="Arial" w:eastAsia="Arial"/>
+                <w:b/>
+                <w:bCs/>
+                <w:sz w:val="21"/>
+                <w:szCs w:val="21"/>
+              </w:rPr>
+            </w:pPr>
+            <w:r>
+              <w:rPr>
+                <w:rFonts w:ascii="Arial" w:hAnsi="Arial" w:cs="Arial" w:eastAsia="Arial"/>
                 <w:b/>
                 <w:bCs/>
                 <w:sz w:val="21"/>
@@ -169,14 +169,14 @@
           <w:p>
             <w:pPr>
               <w:rPr>
-                <w:rFonts w:ascii="Arial" w:hAnsi="Arial" w:cs="Arial"/>
-                <w:sz w:val="21"/>
-                <w:szCs w:val="21"/>
-              </w:rPr>
-            </w:pPr>
-            <w:r>
-              <w:rPr>
-                <w:rFonts w:ascii="Arial" w:hAnsi="Arial" w:cs="Arial"/>
+                <w:rFonts w:ascii="Arial" w:hAnsi="Arial" w:cs="Arial" w:eastAsia="Arial"/>
+                <w:sz w:val="21"/>
+                <w:szCs w:val="21"/>
+              </w:rPr>
+            </w:pPr>
+            <w:r>
+              <w:rPr>
+                <w:rFonts w:ascii="Arial" w:hAnsi="Arial" w:cs="Arial" w:eastAsia="Arial"/>
                 <w:sz w:val="21"/>
                 <w:szCs w:val="21"/>
               </w:rPr>
@@ -184,7 +184,7 @@
             </w:r>
             <w:r>
               <w:rPr>
-                <w:rFonts w:ascii="Arial" w:hAnsi="Arial" w:cs="Arial"/>
+                <w:rFonts w:ascii="Arial" w:hAnsi="Arial" w:cs="Arial" w:eastAsia="Arial"/>
                 <w:sz w:val="21"/>
                 <w:szCs w:val="21"/>
               </w:rPr>
@@ -211,16 +211,16 @@
             <w:pPr>
               <w:ind w:left="3"/>
               <w:rPr>
-                <w:rFonts w:ascii="Arial" w:hAnsi="Arial" w:cs="Arial"/>
-                <w:b/>
-                <w:bCs/>
-                <w:sz w:val="21"/>
-                <w:szCs w:val="21"/>
-              </w:rPr>
-            </w:pPr>
-            <w:r>
-              <w:rPr>
-                <w:rFonts w:ascii="Arial" w:hAnsi="Arial" w:cs="Arial"/>
+                <w:rFonts w:ascii="Arial" w:hAnsi="Arial" w:cs="Arial" w:eastAsia="Arial"/>
+                <w:b/>
+                <w:bCs/>
+                <w:sz w:val="21"/>
+                <w:szCs w:val="21"/>
+              </w:rPr>
+            </w:pPr>
+            <w:r>
+              <w:rPr>
+                <w:rFonts w:ascii="Arial" w:hAnsi="Arial" w:cs="Arial" w:eastAsia="Arial"/>
                 <w:b/>
                 <w:bCs/>
                 <w:sz w:val="21"/>
@@ -244,14 +244,14 @@
             <w:pPr>
               <w:spacing w:line="240" w:lineRule="auto"/>
               <w:rPr>
-                <w:rFonts w:ascii="Arial" w:eastAsia="Times New Roman" w:hAnsi="Arial" w:cs="Arial"/>
-                <w:sz w:val="21"/>
-                <w:szCs w:val="21"/>
-              </w:rPr>
-            </w:pPr>
-            <w:r>
-              <w:rPr>
-                <w:rFonts w:ascii="Arial" w:hAnsi="Arial" w:cs="Arial"/>
+                <w:rFonts w:ascii="Arial" w:hAnsi="Arial" w:cs="Arial" w:eastAsia="Arial"/>
+                <w:sz w:val="21"/>
+                <w:szCs w:val="21"/>
+              </w:rPr>
+            </w:pPr>
+            <w:r>
+              <w:rPr>
+                <w:rFonts w:ascii="Arial" w:hAnsi="Arial" w:cs="Arial" w:eastAsia="Arial"/>
                 <w:sz w:val="21"/>
                 <w:szCs w:val="21"/>
               </w:rPr>
@@ -261,7 +261,7 @@
           <w:p>
             <w:pPr>
               <w:rPr>
-                <w:rFonts w:ascii="Arial" w:hAnsi="Arial" w:cs="Arial"/>
+                <w:rFonts w:ascii="Arial" w:hAnsi="Arial" w:cs="Arial" w:eastAsia="Arial"/>
                 <w:sz w:val="21"/>
                 <w:szCs w:val="21"/>
               </w:rPr>
@@ -287,16 +287,16 @@
             <w:pPr>
               <w:ind w:left="3"/>
               <w:rPr>
-                <w:rFonts w:ascii="Arial" w:hAnsi="Arial" w:cs="Arial"/>
-                <w:b/>
-                <w:bCs/>
-                <w:sz w:val="21"/>
-                <w:szCs w:val="21"/>
-              </w:rPr>
-            </w:pPr>
-            <w:r>
-              <w:rPr>
-                <w:rFonts w:ascii="Arial" w:hAnsi="Arial" w:cs="Arial"/>
+                <w:rFonts w:ascii="Arial" w:hAnsi="Arial" w:cs="Arial" w:eastAsia="Arial"/>
+                <w:b/>
+                <w:bCs/>
+                <w:sz w:val="21"/>
+                <w:szCs w:val="21"/>
+              </w:rPr>
+            </w:pPr>
+            <w:r>
+              <w:rPr>
+                <w:rFonts w:ascii="Arial" w:hAnsi="Arial" w:cs="Arial" w:eastAsia="Arial"/>
                 <w:b/>
                 <w:bCs/>
                 <w:sz w:val="21"/>
@@ -319,14 +319,14 @@
           <w:p>
             <w:pPr>
               <w:rPr>
-                <w:rFonts w:ascii="Arial" w:hAnsi="Arial" w:cs="Arial"/>
-                <w:sz w:val="21"/>
-                <w:szCs w:val="21"/>
-              </w:rPr>
-            </w:pPr>
-            <w:r>
-              <w:rPr>
-                <w:rFonts w:ascii="Arial" w:hAnsi="Arial" w:cs="Arial"/>
+                <w:rFonts w:ascii="Arial" w:hAnsi="Arial" w:cs="Arial" w:eastAsia="Arial"/>
+                <w:sz w:val="21"/>
+                <w:szCs w:val="21"/>
+              </w:rPr>
+            </w:pPr>
+            <w:r>
+              <w:rPr>
+                <w:rFonts w:ascii="Arial" w:hAnsi="Arial" w:cs="Arial" w:eastAsia="Arial"/>
                 <w:sz w:val="21"/>
                 <w:szCs w:val="21"/>
               </w:rPr>
@@ -353,16 +353,16 @@
             <w:pPr>
               <w:ind w:left="3"/>
               <w:rPr>
-                <w:rFonts w:ascii="Arial" w:hAnsi="Arial" w:cs="Arial"/>
-                <w:b/>
-                <w:bCs/>
-                <w:sz w:val="21"/>
-                <w:szCs w:val="21"/>
-              </w:rPr>
-            </w:pPr>
-            <w:r>
-              <w:rPr>
-                <w:rFonts w:ascii="Arial" w:hAnsi="Arial" w:cs="Arial"/>
+                <w:rFonts w:ascii="Arial" w:hAnsi="Arial" w:cs="Arial" w:eastAsia="Arial"/>
+                <w:b/>
+                <w:bCs/>
+                <w:sz w:val="21"/>
+                <w:szCs w:val="21"/>
+              </w:rPr>
+            </w:pPr>
+            <w:r>
+              <w:rPr>
+                <w:rFonts w:ascii="Arial" w:hAnsi="Arial" w:cs="Arial" w:eastAsia="Arial"/>
                 <w:b/>
                 <w:bCs/>
                 <w:sz w:val="21"/>
@@ -385,14 +385,14 @@
           <w:p>
             <w:pPr>
               <w:rPr>
-                <w:rFonts w:ascii="Arial" w:hAnsi="Arial" w:cs="Arial"/>
-                <w:sz w:val="21"/>
-                <w:szCs w:val="21"/>
-              </w:rPr>
-            </w:pPr>
-            <w:r>
-              <w:rPr>
-                <w:rFonts w:ascii="Arial" w:hAnsi="Arial" w:cs="Arial"/>
+                <w:rFonts w:ascii="Arial" w:hAnsi="Arial" w:cs="Arial" w:eastAsia="Arial"/>
+                <w:sz w:val="21"/>
+                <w:szCs w:val="21"/>
+              </w:rPr>
+            </w:pPr>
+            <w:r>
+              <w:rPr>
+                <w:rFonts w:ascii="Arial" w:hAnsi="Arial" w:cs="Arial" w:eastAsia="Arial"/>
                 <w:sz w:val="21"/>
                 <w:szCs w:val="21"/>
               </w:rPr>
@@ -419,16 +419,16 @@
             <w:pPr>
               <w:ind w:left="3"/>
               <w:rPr>
-                <w:rFonts w:ascii="Arial" w:hAnsi="Arial" w:cs="Arial"/>
-                <w:b/>
-                <w:bCs/>
-                <w:sz w:val="21"/>
-                <w:szCs w:val="21"/>
-              </w:rPr>
-            </w:pPr>
-            <w:r>
-              <w:rPr>
-                <w:rFonts w:ascii="Arial" w:hAnsi="Arial" w:cs="Arial"/>
+                <w:rFonts w:ascii="Arial" w:hAnsi="Arial" w:cs="Arial" w:eastAsia="Arial"/>
+                <w:b/>
+                <w:bCs/>
+                <w:sz w:val="21"/>
+                <w:szCs w:val="21"/>
+              </w:rPr>
+            </w:pPr>
+            <w:r>
+              <w:rPr>
+                <w:rFonts w:ascii="Arial" w:hAnsi="Arial" w:cs="Arial" w:eastAsia="Arial"/>
                 <w:b/>
                 <w:bCs/>
                 <w:sz w:val="21"/>
@@ -451,14 +451,14 @@
           <w:p>
             <w:pPr>
               <w:rPr>
-                <w:rFonts w:ascii="Arial" w:hAnsi="Arial" w:cs="Arial"/>
-                <w:sz w:val="21"/>
-                <w:szCs w:val="21"/>
-              </w:rPr>
-            </w:pPr>
-            <w:r>
-              <w:rPr>
-                <w:rFonts w:ascii="Arial" w:hAnsi="Arial" w:cs="Arial"/>
+                <w:rFonts w:ascii="Arial" w:hAnsi="Arial" w:cs="Arial" w:eastAsia="Arial"/>
+                <w:sz w:val="21"/>
+                <w:szCs w:val="21"/>
+              </w:rPr>
+            </w:pPr>
+            <w:r>
+              <w:rPr>
+                <w:rFonts w:ascii="Arial" w:hAnsi="Arial" w:cs="Arial" w:eastAsia="Arial"/>
                 <w:sz w:val="21"/>
                 <w:szCs w:val="21"/>
               </w:rPr>
@@ -485,16 +485,16 @@
             <w:pPr>
               <w:ind w:left="3"/>
               <w:rPr>
-                <w:rFonts w:ascii="Arial" w:hAnsi="Arial" w:cs="Arial"/>
-                <w:b/>
-                <w:bCs/>
-                <w:sz w:val="21"/>
-                <w:szCs w:val="21"/>
-              </w:rPr>
-            </w:pPr>
-            <w:r>
-              <w:rPr>
-                <w:rFonts w:ascii="Arial" w:hAnsi="Arial" w:cs="Arial"/>
+                <w:rFonts w:ascii="Arial" w:hAnsi="Arial" w:cs="Arial" w:eastAsia="Arial"/>
+                <w:b/>
+                <w:bCs/>
+                <w:sz w:val="21"/>
+                <w:szCs w:val="21"/>
+              </w:rPr>
+            </w:pPr>
+            <w:r>
+              <w:rPr>
+                <w:rFonts w:ascii="Arial" w:hAnsi="Arial" w:cs="Arial" w:eastAsia="Arial"/>
                 <w:b/>
                 <w:bCs/>
                 <w:sz w:val="21"/>
@@ -517,14 +517,14 @@
           <w:p>
             <w:pPr>
               <w:rPr>
-                <w:rFonts w:ascii="Arial" w:hAnsi="Arial" w:cs="Arial"/>
-                <w:sz w:val="21"/>
-                <w:szCs w:val="21"/>
-              </w:rPr>
-            </w:pPr>
-            <w:r>
-              <w:rPr>
-                <w:rFonts w:ascii="Arial" w:hAnsi="Arial" w:cs="Arial"/>
+                <w:rFonts w:ascii="Arial" w:hAnsi="Arial" w:cs="Arial" w:eastAsia="Arial"/>
+                <w:sz w:val="21"/>
+                <w:szCs w:val="21"/>
+              </w:rPr>
+            </w:pPr>
+            <w:r>
+              <w:rPr>
+                <w:rFonts w:ascii="Arial" w:hAnsi="Arial" w:cs="Arial" w:eastAsia="Arial"/>
                 <w:sz w:val="21"/>
                 <w:szCs w:val="21"/>
               </w:rPr>
@@ -551,16 +551,16 @@
             <w:pPr>
               <w:ind w:left="3"/>
               <w:rPr>
-                <w:rFonts w:ascii="Arial" w:hAnsi="Arial" w:cs="Arial"/>
-                <w:b/>
-                <w:bCs/>
-                <w:sz w:val="21"/>
-                <w:szCs w:val="21"/>
-              </w:rPr>
-            </w:pPr>
-            <w:r>
-              <w:rPr>
-                <w:rFonts w:ascii="Arial" w:hAnsi="Arial" w:cs="Arial"/>
+                <w:rFonts w:ascii="Arial" w:hAnsi="Arial" w:cs="Arial" w:eastAsia="Arial"/>
+                <w:b/>
+                <w:bCs/>
+                <w:sz w:val="21"/>
+                <w:szCs w:val="21"/>
+              </w:rPr>
+            </w:pPr>
+            <w:r>
+              <w:rPr>
+                <w:rFonts w:ascii="Arial" w:hAnsi="Arial" w:cs="Arial" w:eastAsia="Arial"/>
                 <w:b/>
                 <w:bCs/>
                 <w:sz w:val="21"/>
@@ -583,14 +583,14 @@
           <w:p>
             <w:pPr>
               <w:rPr>
-                <w:rFonts w:ascii="Arial" w:hAnsi="Arial" w:cs="Arial"/>
-                <w:sz w:val="21"/>
-                <w:szCs w:val="21"/>
-              </w:rPr>
-            </w:pPr>
-            <w:r>
-              <w:rPr>
-                <w:rFonts w:ascii="Arial" w:hAnsi="Arial" w:cs="Arial"/>
+                <w:rFonts w:ascii="Arial" w:hAnsi="Arial" w:cs="Arial" w:eastAsia="Arial"/>
+                <w:sz w:val="21"/>
+                <w:szCs w:val="21"/>
+              </w:rPr>
+            </w:pPr>
+            <w:r>
+              <w:rPr>
+                <w:rFonts w:ascii="Arial" w:hAnsi="Arial" w:cs="Arial" w:eastAsia="Arial"/>
                 <w:sz w:val="21"/>
                 <w:szCs w:val="21"/>
               </w:rPr>
@@ -599,7 +599,7 @@
             <w:proofErr w:type="gramStart"/>
             <w:r>
               <w:rPr>
-                <w:rFonts w:ascii="Arial" w:hAnsi="Arial" w:cs="Arial"/>
+                <w:rFonts w:ascii="Arial" w:hAnsi="Arial" w:cs="Arial" w:eastAsia="Arial"/>
                 <w:sz w:val="21"/>
                 <w:szCs w:val="21"/>
               </w:rPr>
@@ -608,7 +608,7 @@
             <w:proofErr w:type="gramEnd"/>
             <w:r>
               <w:rPr>
-                <w:rFonts w:ascii="Arial" w:hAnsi="Arial" w:cs="Arial"/>
+                <w:rFonts w:ascii="Arial" w:hAnsi="Arial" w:cs="Arial" w:eastAsia="Arial"/>
                 <w:sz w:val="21"/>
                 <w:szCs w:val="21"/>
               </w:rPr>
@@ -635,16 +635,16 @@
             <w:pPr>
               <w:ind w:left="3"/>
               <w:rPr>
-                <w:rFonts w:ascii="Arial" w:hAnsi="Arial" w:cs="Arial"/>
-                <w:b/>
-                <w:bCs/>
-                <w:sz w:val="21"/>
-                <w:szCs w:val="21"/>
-              </w:rPr>
-            </w:pPr>
-            <w:r>
-              <w:rPr>
-                <w:rFonts w:ascii="Arial" w:hAnsi="Arial" w:cs="Arial"/>
+                <w:rFonts w:ascii="Arial" w:hAnsi="Arial" w:cs="Arial" w:eastAsia="Arial"/>
+                <w:b/>
+                <w:bCs/>
+                <w:sz w:val="21"/>
+                <w:szCs w:val="21"/>
+              </w:rPr>
+            </w:pPr>
+            <w:r>
+              <w:rPr>
+                <w:rFonts w:ascii="Arial" w:hAnsi="Arial" w:cs="Arial" w:eastAsia="Arial"/>
                 <w:b/>
                 <w:bCs/>
                 <w:sz w:val="21"/>
@@ -667,14 +667,14 @@
           <w:p>
             <w:pPr>
               <w:rPr>
-                <w:rFonts w:ascii="Arial" w:hAnsi="Arial" w:cs="Arial"/>
-                <w:sz w:val="21"/>
-                <w:szCs w:val="21"/>
-              </w:rPr>
-            </w:pPr>
-            <w:r>
-              <w:rPr>
-                <w:rFonts w:ascii="Arial" w:hAnsi="Arial" w:cs="Arial"/>
+                <w:rFonts w:ascii="Arial" w:hAnsi="Arial" w:cs="Arial" w:eastAsia="Arial"/>
+                <w:sz w:val="21"/>
+                <w:szCs w:val="21"/>
+              </w:rPr>
+            </w:pPr>
+            <w:r>
+              <w:rPr>
+                <w:rFonts w:ascii="Arial" w:hAnsi="Arial" w:cs="Arial" w:eastAsia="Arial"/>
                 <w:sz w:val="21"/>
                 <w:szCs w:val="21"/>
               </w:rPr>
@@ -701,16 +701,16 @@
             <w:pPr>
               <w:ind w:left="3"/>
               <w:rPr>
-                <w:rFonts w:ascii="Arial" w:hAnsi="Arial" w:cs="Arial"/>
-                <w:b/>
-                <w:bCs/>
-                <w:sz w:val="21"/>
-                <w:szCs w:val="21"/>
-              </w:rPr>
-            </w:pPr>
-            <w:r>
-              <w:rPr>
-                <w:rFonts w:ascii="Arial" w:hAnsi="Arial" w:cs="Arial"/>
+                <w:rFonts w:ascii="Arial" w:hAnsi="Arial" w:cs="Arial" w:eastAsia="Arial"/>
+                <w:b/>
+                <w:bCs/>
+                <w:sz w:val="21"/>
+                <w:szCs w:val="21"/>
+              </w:rPr>
+            </w:pPr>
+            <w:r>
+              <w:rPr>
+                <w:rFonts w:ascii="Arial" w:hAnsi="Arial" w:cs="Arial" w:eastAsia="Arial"/>
                 <w:b/>
                 <w:bCs/>
                 <w:sz w:val="21"/>
@@ -733,14 +733,14 @@
           <w:p>
             <w:pPr>
               <w:rPr>
-                <w:rFonts w:ascii="Arial" w:hAnsi="Arial" w:cs="Arial"/>
-                <w:sz w:val="21"/>
-                <w:szCs w:val="21"/>
-              </w:rPr>
-            </w:pPr>
-            <w:r>
-              <w:rPr>
-                <w:rFonts w:ascii="Arial" w:hAnsi="Arial" w:cs="Arial"/>
+                <w:rFonts w:ascii="Arial" w:hAnsi="Arial" w:cs="Arial" w:eastAsia="Arial"/>
+                <w:sz w:val="21"/>
+                <w:szCs w:val="21"/>
+              </w:rPr>
+            </w:pPr>
+            <w:r>
+              <w:rPr>
+                <w:rFonts w:ascii="Arial" w:hAnsi="Arial" w:cs="Arial" w:eastAsia="Arial"/>
                 <w:sz w:val="21"/>
                 <w:szCs w:val="21"/>
               </w:rPr>
@@ -767,16 +767,16 @@
             <w:pPr>
               <w:ind w:left="3"/>
               <w:rPr>
-                <w:rFonts w:ascii="Arial" w:hAnsi="Arial" w:cs="Arial"/>
-                <w:b/>
-                <w:bCs/>
-                <w:sz w:val="21"/>
-                <w:szCs w:val="21"/>
-              </w:rPr>
-            </w:pPr>
-            <w:r>
-              <w:rPr>
-                <w:rFonts w:ascii="Arial" w:hAnsi="Arial" w:cs="Arial"/>
+                <w:rFonts w:ascii="Arial" w:hAnsi="Arial" w:cs="Arial" w:eastAsia="Arial"/>
+                <w:b/>
+                <w:bCs/>
+                <w:sz w:val="21"/>
+                <w:szCs w:val="21"/>
+              </w:rPr>
+            </w:pPr>
+            <w:r>
+              <w:rPr>
+                <w:rFonts w:ascii="Arial" w:hAnsi="Arial" w:cs="Arial" w:eastAsia="Arial"/>
                 <w:b/>
                 <w:bCs/>
                 <w:sz w:val="21"/>
@@ -800,14 +800,14 @@
             <w:pPr>
               <w:spacing w:line="240" w:lineRule="auto"/>
               <w:rPr>
-                <w:rFonts w:ascii="Arial" w:eastAsia="Times New Roman" w:hAnsi="Arial" w:cs="Arial"/>
-                <w:sz w:val="21"/>
-                <w:szCs w:val="21"/>
-              </w:rPr>
-            </w:pPr>
-            <w:r>
-              <w:rPr>
-                <w:rFonts w:ascii="Arial" w:hAnsi="Arial" w:cs="Arial"/>
+                <w:rFonts w:ascii="Arial" w:hAnsi="Arial" w:cs="Arial" w:eastAsia="Arial"/>
+                <w:sz w:val="21"/>
+                <w:szCs w:val="21"/>
+              </w:rPr>
+            </w:pPr>
+            <w:r>
+              <w:rPr>
+                <w:rFonts w:ascii="Arial" w:hAnsi="Arial" w:cs="Arial" w:eastAsia="Arial"/>
                 <w:sz w:val="21"/>
                 <w:szCs w:val="21"/>
               </w:rPr>
@@ -834,16 +834,16 @@
             <w:pPr>
               <w:ind w:left="3"/>
               <w:rPr>
-                <w:rFonts w:ascii="Arial" w:hAnsi="Arial" w:cs="Arial"/>
-                <w:b/>
-                <w:bCs/>
-                <w:sz w:val="21"/>
-                <w:szCs w:val="21"/>
-              </w:rPr>
-            </w:pPr>
-            <w:r>
-              <w:rPr>
-                <w:rFonts w:ascii="Arial" w:hAnsi="Arial" w:cs="Arial"/>
+                <w:rFonts w:ascii="Arial" w:hAnsi="Arial" w:cs="Arial" w:eastAsia="Arial"/>
+                <w:b/>
+                <w:bCs/>
+                <w:sz w:val="21"/>
+                <w:szCs w:val="21"/>
+              </w:rPr>
+            </w:pPr>
+            <w:r>
+              <w:rPr>
+                <w:rFonts w:ascii="Arial" w:hAnsi="Arial" w:cs="Arial" w:eastAsia="Arial"/>
                 <w:b/>
                 <w:bCs/>
                 <w:sz w:val="21"/>
@@ -867,14 +867,14 @@
             <w:pPr>
               <w:spacing w:line="240" w:lineRule="auto"/>
               <w:rPr>
-                <w:rFonts w:ascii="Arial" w:eastAsia="Times New Roman" w:hAnsi="Arial" w:cs="Arial"/>
-                <w:sz w:val="21"/>
-                <w:szCs w:val="21"/>
-              </w:rPr>
-            </w:pPr>
-            <w:r>
-              <w:rPr>
-                <w:rFonts w:ascii="Arial" w:hAnsi="Arial" w:cs="Arial"/>
+                <w:rFonts w:ascii="Arial" w:hAnsi="Arial" w:cs="Arial" w:eastAsia="Arial"/>
+                <w:sz w:val="21"/>
+                <w:szCs w:val="21"/>
+              </w:rPr>
+            </w:pPr>
+            <w:r>
+              <w:rPr>
+                <w:rFonts w:ascii="Arial" w:hAnsi="Arial" w:cs="Arial" w:eastAsia="Arial"/>
                 <w:sz w:val="21"/>
                 <w:szCs w:val="21"/>
               </w:rPr>
@@ -884,7 +884,7 @@
           <w:p>
             <w:pPr>
               <w:rPr>
-                <w:rFonts w:ascii="Arial" w:hAnsi="Arial" w:cs="Arial"/>
+                <w:rFonts w:ascii="Arial" w:hAnsi="Arial" w:cs="Arial" w:eastAsia="Arial"/>
                 <w:sz w:val="21"/>
                 <w:szCs w:val="21"/>
               </w:rPr>
@@ -910,16 +910,16 @@
             <w:pPr>
               <w:ind w:left="3"/>
               <w:rPr>
-                <w:rFonts w:ascii="Arial" w:hAnsi="Arial" w:cs="Arial"/>
-                <w:b/>
-                <w:bCs/>
-                <w:sz w:val="21"/>
-                <w:szCs w:val="21"/>
-              </w:rPr>
-            </w:pPr>
-            <w:r>
-              <w:rPr>
-                <w:rFonts w:ascii="Arial" w:hAnsi="Arial" w:cs="Arial"/>
+                <w:rFonts w:ascii="Arial" w:hAnsi="Arial" w:cs="Arial" w:eastAsia="Arial"/>
+                <w:b/>
+                <w:bCs/>
+                <w:sz w:val="21"/>
+                <w:szCs w:val="21"/>
+              </w:rPr>
+            </w:pPr>
+            <w:r>
+              <w:rPr>
+                <w:rFonts w:ascii="Arial" w:hAnsi="Arial" w:cs="Arial" w:eastAsia="Arial"/>
                 <w:b/>
                 <w:bCs/>
                 <w:sz w:val="21"/>
@@ -943,14 +943,14 @@
             <w:pPr>
               <w:spacing w:line="240" w:lineRule="auto"/>
               <w:rPr>
-                <w:rFonts w:ascii="Arial" w:hAnsi="Arial" w:cs="Arial"/>
-                <w:sz w:val="21"/>
-                <w:szCs w:val="21"/>
-              </w:rPr>
-            </w:pPr>
-            <w:r>
-              <w:rPr>
-                <w:rFonts w:ascii="Arial" w:hAnsi="Arial" w:cs="Arial"/>
+                <w:rFonts w:ascii="Arial" w:hAnsi="Arial" w:cs="Arial" w:eastAsia="Arial"/>
+                <w:sz w:val="21"/>
+                <w:szCs w:val="21"/>
+              </w:rPr>
+            </w:pPr>
+            <w:r>
+              <w:rPr>
+                <w:rFonts w:ascii="Arial" w:hAnsi="Arial" w:cs="Arial" w:eastAsia="Arial"/>
                 <w:sz w:val="21"/>
                 <w:szCs w:val="21"/>
               </w:rPr>
@@ -977,16 +977,16 @@
             <w:pPr>
               <w:ind w:left="3"/>
               <w:rPr>
-                <w:rFonts w:ascii="Arial" w:hAnsi="Arial" w:cs="Arial"/>
-                <w:b/>
-                <w:bCs/>
-                <w:sz w:val="21"/>
-                <w:szCs w:val="21"/>
-              </w:rPr>
-            </w:pPr>
-            <w:r>
-              <w:rPr>
-                <w:rFonts w:ascii="Arial" w:hAnsi="Arial" w:cs="Arial"/>
+                <w:rFonts w:ascii="Arial" w:hAnsi="Arial" w:cs="Arial" w:eastAsia="Arial"/>
+                <w:b/>
+                <w:bCs/>
+                <w:sz w:val="21"/>
+                <w:szCs w:val="21"/>
+              </w:rPr>
+            </w:pPr>
+            <w:r>
+              <w:rPr>
+                <w:rFonts w:ascii="Arial" w:hAnsi="Arial" w:cs="Arial" w:eastAsia="Arial"/>
                 <w:b/>
                 <w:bCs/>
                 <w:sz w:val="21"/>
@@ -1010,14 +1010,14 @@
             <w:pPr>
               <w:spacing w:line="240" w:lineRule="auto"/>
               <w:rPr>
-                <w:rFonts w:ascii="Arial" w:hAnsi="Arial" w:cs="Arial"/>
-                <w:sz w:val="21"/>
-                <w:szCs w:val="21"/>
-              </w:rPr>
-            </w:pPr>
-            <w:r>
-              <w:rPr>
-                <w:rFonts w:ascii="Arial" w:hAnsi="Arial" w:cs="Arial"/>
+                <w:rFonts w:ascii="Arial" w:hAnsi="Arial" w:cs="Arial" w:eastAsia="Arial"/>
+                <w:sz w:val="21"/>
+                <w:szCs w:val="21"/>
+              </w:rPr>
+            </w:pPr>
+            <w:r>
+              <w:rPr>
+                <w:rFonts w:ascii="Arial" w:hAnsi="Arial" w:cs="Arial" w:eastAsia="Arial"/>
                 <w:sz w:val="21"/>
                 <w:szCs w:val="21"/>
               </w:rPr>
@@ -1025,7 +1025,7 @@
             </w:r>
             <w:r>
               <w:rPr>
-                <w:rFonts w:ascii="Arial" w:hAnsi="Arial" w:cs="Arial"/>
+                <w:rFonts w:ascii="Arial" w:hAnsi="Arial" w:cs="Arial" w:eastAsia="Arial"/>
                 <w:sz w:val="21"/>
                 <w:szCs w:val="21"/>
               </w:rPr>
@@ -1051,10 +1051,10 @@
   <w:docDefaults>
     <w:rPrDefault>
       <w:rPr>
-        <w:rFonts w:asciiTheme="minorHAnsi" w:eastAsiaTheme="minorHAnsi" w:hAnsiTheme="minorHAnsi" w:cstheme="minorBidi"/>
+        <w:rFonts w:ascii="Arial" w:hAnsi="Arial" w:cs="Arial" w:eastAsia="Arial"/>
         <w:kern w:val="2"/>
-        <w:sz w:val="24"/>
-        <w:szCs w:val="24"/>
+        <w:sz w:val="21"/>
+        <w:szCs w:val="21"/>
         <w:lang w:val="en-IN" w:eastAsia="en-US" w:bidi="ar-SA"/>
         <w14:ligatures w14:val="standardContextual"/>
       </w:rPr>
@@ -1451,9 +1451,9 @@
       <w:spacing w:line="259" w:lineRule="auto"/>
     </w:pPr>
     <w:rPr>
-      <w:rFonts w:ascii="Calibri" w:eastAsia="Calibri" w:hAnsi="Calibri" w:cs="Calibri"/>
+      <w:rFonts w:ascii="Arial" w:hAnsi="Arial" w:cs="Arial" w:eastAsia="Arial"/>
       <w:color w:val="000000"/>
-      <w:sz w:val="22"/>
+      <w:sz w:val="21"/>
       <w:lang w:eastAsia="en-IN"/>
     </w:rPr>
   </w:style>
@@ -1472,10 +1472,10 @@
       <w:outlineLvl w:val="0"/>
     </w:pPr>
     <w:rPr>
-      <w:rFonts w:asciiTheme="majorHAnsi" w:eastAsiaTheme="majorEastAsia" w:hAnsiTheme="majorHAnsi" w:cstheme="majorBidi"/>
+      <w:rFonts w:ascii="Arial" w:hAnsi="Arial" w:cs="Arial" w:eastAsia="Arial"/>
       <w:color w:val="0F4761" w:themeColor="accent1" w:themeShade="BF"/>
-      <w:sz w:val="40"/>
-      <w:szCs w:val="40"/>
+      <w:sz w:val="21"/>
+      <w:szCs w:val="21"/>
       <w:lang w:eastAsia="en-US"/>
     </w:rPr>
   </w:style>
@@ -1496,10 +1496,10 @@
       <w:outlineLvl w:val="1"/>
     </w:pPr>
     <w:rPr>
-      <w:rFonts w:asciiTheme="majorHAnsi" w:eastAsiaTheme="majorEastAsia" w:hAnsiTheme="majorHAnsi" w:cstheme="majorBidi"/>
+      <w:rFonts w:ascii="Arial" w:hAnsi="Arial" w:cs="Arial" w:eastAsia="Arial"/>
       <w:color w:val="0F4761" w:themeColor="accent1" w:themeShade="BF"/>
-      <w:sz w:val="32"/>
-      <w:szCs w:val="32"/>
+      <w:sz w:val="21"/>
+      <w:szCs w:val="21"/>
       <w:lang w:eastAsia="en-US"/>
     </w:rPr>
   </w:style>
@@ -1520,10 +1520,10 @@
       <w:outlineLvl w:val="2"/>
     </w:pPr>
     <w:rPr>
-      <w:rFonts w:asciiTheme="minorHAnsi" w:eastAsiaTheme="majorEastAsia" w:hAnsiTheme="minorHAnsi" w:cstheme="majorBidi"/>
+      <w:rFonts w:ascii="Arial" w:hAnsi="Arial" w:cs="Arial" w:eastAsia="Arial"/>
       <w:color w:val="0F4761" w:themeColor="accent1" w:themeShade="BF"/>
-      <w:sz w:val="28"/>
-      <w:szCs w:val="28"/>
+      <w:sz w:val="21"/>
+      <w:szCs w:val="21"/>
       <w:lang w:eastAsia="en-US"/>
     </w:rPr>
   </w:style>
@@ -1544,11 +1544,11 @@
       <w:outlineLvl w:val="3"/>
     </w:pPr>
     <w:rPr>
-      <w:rFonts w:asciiTheme="minorHAnsi" w:eastAsiaTheme="majorEastAsia" w:hAnsiTheme="minorHAnsi" w:cstheme="majorBidi"/>
+      <w:rFonts w:ascii="Arial" w:hAnsi="Arial" w:cs="Arial" w:eastAsia="Arial"/>
       <w:i/>
       <w:iCs/>
       <w:color w:val="0F4761" w:themeColor="accent1" w:themeShade="BF"/>
-      <w:sz w:val="24"/>
+      <w:sz w:val="21"/>
       <w:lang w:eastAsia="en-US"/>
     </w:rPr>
   </w:style>
@@ -1569,9 +1569,9 @@
       <w:outlineLvl w:val="4"/>
     </w:pPr>
     <w:rPr>
-      <w:rFonts w:asciiTheme="minorHAnsi" w:eastAsiaTheme="majorEastAsia" w:hAnsiTheme="minorHAnsi" w:cstheme="majorBidi"/>
+      <w:rFonts w:ascii="Arial" w:hAnsi="Arial" w:cs="Arial" w:eastAsia="Arial"/>
       <w:color w:val="0F4761" w:themeColor="accent1" w:themeShade="BF"/>
-      <w:sz w:val="24"/>
+      <w:sz w:val="21"/>
       <w:lang w:eastAsia="en-US"/>
     </w:rPr>
   </w:style>
@@ -1592,11 +1592,11 @@
       <w:outlineLvl w:val="5"/>
     </w:pPr>
     <w:rPr>
-      <w:rFonts w:asciiTheme="minorHAnsi" w:eastAsiaTheme="majorEastAsia" w:hAnsiTheme="minorHAnsi" w:cstheme="majorBidi"/>
+      <w:rFonts w:ascii="Arial" w:hAnsi="Arial" w:cs="Arial" w:eastAsia="Arial"/>
       <w:i/>
       <w:iCs/>
       <w:color w:val="595959" w:themeColor="text1" w:themeTint="A6"/>
-      <w:sz w:val="24"/>
+      <w:sz w:val="21"/>
       <w:lang w:eastAsia="en-US"/>
     </w:rPr>
   </w:style>
@@ -1617,9 +1617,9 @@
       <w:outlineLvl w:val="6"/>
     </w:pPr>
     <w:rPr>
-      <w:rFonts w:asciiTheme="minorHAnsi" w:eastAsiaTheme="majorEastAsia" w:hAnsiTheme="minorHAnsi" w:cstheme="majorBidi"/>
+      <w:rFonts w:ascii="Arial" w:hAnsi="Arial" w:cs="Arial" w:eastAsia="Arial"/>
       <w:color w:val="595959" w:themeColor="text1" w:themeTint="A6"/>
-      <w:sz w:val="24"/>
+      <w:sz w:val="21"/>
       <w:lang w:eastAsia="en-US"/>
     </w:rPr>
   </w:style>
@@ -1640,11 +1640,11 @@
       <w:outlineLvl w:val="7"/>
     </w:pPr>
     <w:rPr>
-      <w:rFonts w:asciiTheme="minorHAnsi" w:eastAsiaTheme="majorEastAsia" w:hAnsiTheme="minorHAnsi" w:cstheme="majorBidi"/>
+      <w:rFonts w:ascii="Arial" w:hAnsi="Arial" w:cs="Arial" w:eastAsia="Arial"/>
       <w:i/>
       <w:iCs/>
       <w:color w:val="272727" w:themeColor="text1" w:themeTint="D8"/>
-      <w:sz w:val="24"/>
+      <w:sz w:val="21"/>
       <w:lang w:eastAsia="en-US"/>
     </w:rPr>
   </w:style>
@@ -1665,9 +1665,9 @@
       <w:outlineLvl w:val="8"/>
     </w:pPr>
     <w:rPr>
-      <w:rFonts w:asciiTheme="minorHAnsi" w:eastAsiaTheme="majorEastAsia" w:hAnsiTheme="minorHAnsi" w:cstheme="majorBidi"/>
+      <w:rFonts w:ascii="Arial" w:hAnsi="Arial" w:cs="Arial" w:eastAsia="Arial"/>
       <w:color w:val="272727" w:themeColor="text1" w:themeTint="D8"/>
-      <w:sz w:val="24"/>
+      <w:sz w:val="21"/>
       <w:lang w:eastAsia="en-US"/>
     </w:rPr>
   </w:style>
@@ -1705,10 +1705,10 @@
     <w:uiPriority w:val="9"/>
     <w:rsid w:val="00C44E90"/>
     <w:rPr>
-      <w:rFonts w:asciiTheme="majorHAnsi" w:eastAsiaTheme="majorEastAsia" w:hAnsiTheme="majorHAnsi" w:cstheme="majorBidi"/>
+      <w:rFonts w:ascii="Arial" w:hAnsi="Arial" w:cs="Arial" w:eastAsia="Arial"/>
       <w:color w:val="0F4761" w:themeColor="accent1" w:themeShade="BF"/>
-      <w:sz w:val="40"/>
-      <w:szCs w:val="40"/>
+      <w:sz w:val="21"/>
+      <w:szCs w:val="21"/>
     </w:rPr>
   </w:style>
   <w:style w:type="character" w:customStyle="1" w:styleId="Heading2Char">
@@ -1719,10 +1719,10 @@
     <w:semiHidden/>
     <w:rsid w:val="00C44E90"/>
     <w:rPr>
-      <w:rFonts w:asciiTheme="majorHAnsi" w:eastAsiaTheme="majorEastAsia" w:hAnsiTheme="majorHAnsi" w:cstheme="majorBidi"/>
+      <w:rFonts w:ascii="Arial" w:hAnsi="Arial" w:cs="Arial" w:eastAsia="Arial"/>
       <w:color w:val="0F4761" w:themeColor="accent1" w:themeShade="BF"/>
-      <w:sz w:val="32"/>
-      <w:szCs w:val="32"/>
+      <w:sz w:val="21"/>
+      <w:szCs w:val="21"/>
     </w:rPr>
   </w:style>
   <w:style w:type="character" w:customStyle="1" w:styleId="Heading3Char">
@@ -1733,10 +1733,10 @@
     <w:semiHidden/>
     <w:rsid w:val="00C44E90"/>
     <w:rPr>
-      <w:rFonts w:eastAsiaTheme="majorEastAsia" w:cstheme="majorBidi"/>
+      <w:rFonts w:ascii="Arial" w:hAnsi="Arial" w:cs="Arial" w:eastAsia="Arial"/>
       <w:color w:val="0F4761" w:themeColor="accent1" w:themeShade="BF"/>
-      <w:sz w:val="28"/>
-      <w:szCs w:val="28"/>
+      <w:sz w:val="21"/>
+      <w:szCs w:val="21"/>
     </w:rPr>
   </w:style>
   <w:style w:type="character" w:customStyle="1" w:styleId="Heading4Char">
@@ -1747,7 +1747,7 @@
     <w:semiHidden/>
     <w:rsid w:val="00C44E90"/>
     <w:rPr>
-      <w:rFonts w:eastAsiaTheme="majorEastAsia" w:cstheme="majorBidi"/>
+      <w:rFonts w:ascii="Arial" w:hAnsi="Arial" w:cs="Arial" w:eastAsia="Arial"/>
       <w:i/>
       <w:iCs/>
       <w:color w:val="0F4761" w:themeColor="accent1" w:themeShade="BF"/>
@@ -1761,7 +1761,7 @@
     <w:semiHidden/>
     <w:rsid w:val="00C44E90"/>
     <w:rPr>
-      <w:rFonts w:eastAsiaTheme="majorEastAsia" w:cstheme="majorBidi"/>
+      <w:rFonts w:ascii="Arial" w:hAnsi="Arial" w:cs="Arial" w:eastAsia="Arial"/>
       <w:color w:val="0F4761" w:themeColor="accent1" w:themeShade="BF"/>
     </w:rPr>
   </w:style>
@@ -1773,7 +1773,7 @@
     <w:semiHidden/>
     <w:rsid w:val="00C44E90"/>
     <w:rPr>
-      <w:rFonts w:eastAsiaTheme="majorEastAsia" w:cstheme="majorBidi"/>
+      <w:rFonts w:ascii="Arial" w:hAnsi="Arial" w:cs="Arial" w:eastAsia="Arial"/>
       <w:i/>
       <w:iCs/>
       <w:color w:val="595959" w:themeColor="text1" w:themeTint="A6"/>
@@ -1787,7 +1787,7 @@
     <w:semiHidden/>
     <w:rsid w:val="00C44E90"/>
     <w:rPr>
-      <w:rFonts w:eastAsiaTheme="majorEastAsia" w:cstheme="majorBidi"/>
+      <w:rFonts w:ascii="Arial" w:hAnsi="Arial" w:cs="Arial" w:eastAsia="Arial"/>
       <w:color w:val="595959" w:themeColor="text1" w:themeTint="A6"/>
     </w:rPr>
   </w:style>
@@ -1799,7 +1799,7 @@
     <w:semiHidden/>
     <w:rsid w:val="00C44E90"/>
     <w:rPr>
-      <w:rFonts w:eastAsiaTheme="majorEastAsia" w:cstheme="majorBidi"/>
+      <w:rFonts w:ascii="Arial" w:hAnsi="Arial" w:cs="Arial" w:eastAsia="Arial"/>
       <w:i/>
       <w:iCs/>
       <w:color w:val="272727" w:themeColor="text1" w:themeTint="D8"/>
@@ -1813,7 +1813,7 @@
     <w:semiHidden/>
     <w:rsid w:val="00C44E90"/>
     <w:rPr>
-      <w:rFonts w:eastAsiaTheme="majorEastAsia" w:cstheme="majorBidi"/>
+      <w:rFonts w:ascii="Arial" w:hAnsi="Arial" w:cs="Arial" w:eastAsia="Arial"/>
       <w:color w:val="272727" w:themeColor="text1" w:themeTint="D8"/>
     </w:rPr>
   </w:style>
@@ -1830,12 +1830,12 @@
       <w:contextualSpacing/>
     </w:pPr>
     <w:rPr>
-      <w:rFonts w:asciiTheme="majorHAnsi" w:eastAsiaTheme="majorEastAsia" w:hAnsiTheme="majorHAnsi" w:cstheme="majorBidi"/>
+      <w:rFonts w:ascii="Arial" w:hAnsi="Arial" w:cs="Arial" w:eastAsia="Arial"/>
       <w:color w:val="auto"/>
       <w:spacing w:val="-10"/>
       <w:kern w:val="28"/>
-      <w:sz w:val="56"/>
-      <w:szCs w:val="56"/>
+      <w:sz w:val="21"/>
+      <w:szCs w:val="21"/>
       <w:lang w:eastAsia="en-US"/>
     </w:rPr>
   </w:style>
@@ -1846,11 +1846,11 @@
     <w:uiPriority w:val="10"/>
     <w:rsid w:val="00C44E90"/>
     <w:rPr>
-      <w:rFonts w:asciiTheme="majorHAnsi" w:eastAsiaTheme="majorEastAsia" w:hAnsiTheme="majorHAnsi" w:cstheme="majorBidi"/>
+      <w:rFonts w:ascii="Arial" w:hAnsi="Arial" w:cs="Arial" w:eastAsia="Arial"/>
       <w:spacing w:val="-10"/>
       <w:kern w:val="28"/>
-      <w:sz w:val="56"/>
-      <w:szCs w:val="56"/>
+      <w:sz w:val="21"/>
+      <w:szCs w:val="21"/>
     </w:rPr>
   </w:style>
   <w:style w:type="paragraph" w:styleId="Subtitle">
@@ -1868,11 +1868,11 @@
       <w:spacing w:line="278" w:lineRule="auto"/>
     </w:pPr>
     <w:rPr>
-      <w:rFonts w:asciiTheme="minorHAnsi" w:eastAsiaTheme="majorEastAsia" w:hAnsiTheme="minorHAnsi" w:cstheme="majorBidi"/>
+      <w:rFonts w:ascii="Arial" w:hAnsi="Arial" w:cs="Arial" w:eastAsia="Arial"/>
       <w:color w:val="595959" w:themeColor="text1" w:themeTint="A6"/>
       <w:spacing w:val="15"/>
-      <w:sz w:val="28"/>
-      <w:szCs w:val="28"/>
+      <w:sz w:val="21"/>
+      <w:szCs w:val="21"/>
       <w:lang w:eastAsia="en-US"/>
     </w:rPr>
   </w:style>
@@ -1883,11 +1883,11 @@
     <w:uiPriority w:val="11"/>
     <w:rsid w:val="00C44E90"/>
     <w:rPr>
-      <w:rFonts w:eastAsiaTheme="majorEastAsia" w:cstheme="majorBidi"/>
+      <w:rFonts w:ascii="Arial" w:hAnsi="Arial" w:cs="Arial" w:eastAsia="Arial"/>
       <w:color w:val="595959" w:themeColor="text1" w:themeTint="A6"/>
       <w:spacing w:val="15"/>
-      <w:sz w:val="28"/>
-      <w:szCs w:val="28"/>
+      <w:sz w:val="21"/>
+      <w:szCs w:val="21"/>
     </w:rPr>
   </w:style>
   <w:style w:type="paragraph" w:styleId="Quote">
@@ -1903,11 +1903,11 @@
       <w:jc w:val="center"/>
     </w:pPr>
     <w:rPr>
-      <w:rFonts w:asciiTheme="minorHAnsi" w:eastAsiaTheme="minorHAnsi" w:hAnsiTheme="minorHAnsi" w:cstheme="minorBidi"/>
+      <w:rFonts w:ascii="Arial" w:hAnsi="Arial" w:cs="Arial" w:eastAsia="Arial"/>
       <w:i/>
       <w:iCs/>
       <w:color w:val="404040" w:themeColor="text1" w:themeTint="BF"/>
-      <w:sz w:val="24"/>
+      <w:sz w:val="21"/>
       <w:lang w:eastAsia="en-US"/>
     </w:rPr>
   </w:style>
@@ -1935,9 +1935,9 @@
       <w:contextualSpacing/>
     </w:pPr>
     <w:rPr>
-      <w:rFonts w:asciiTheme="minorHAnsi" w:eastAsiaTheme="minorHAnsi" w:hAnsiTheme="minorHAnsi" w:cstheme="minorBidi"/>
+      <w:rFonts w:ascii="Arial" w:hAnsi="Arial" w:cs="Arial" w:eastAsia="Arial"/>
       <w:color w:val="auto"/>
-      <w:sz w:val="24"/>
+      <w:sz w:val="21"/>
       <w:lang w:eastAsia="en-US"/>
     </w:rPr>
   </w:style>
@@ -1971,11 +1971,11 @@
       <w:jc w:val="center"/>
     </w:pPr>
     <w:rPr>
-      <w:rFonts w:asciiTheme="minorHAnsi" w:eastAsiaTheme="minorHAnsi" w:hAnsiTheme="minorHAnsi" w:cstheme="minorBidi"/>
+      <w:rFonts w:ascii="Arial" w:hAnsi="Arial" w:cs="Arial" w:eastAsia="Arial"/>
       <w:i/>
       <w:iCs/>
       <w:color w:val="0F4761" w:themeColor="accent1" w:themeShade="BF"/>
-      <w:sz w:val="24"/>
+      <w:sz w:val="21"/>
       <w:lang w:eastAsia="en-US"/>
     </w:rPr>
   </w:style>
@@ -2012,7 +2012,7 @@
       <w:spacing w:after="0" w:line="240" w:lineRule="auto"/>
     </w:pPr>
     <w:rPr>
-      <w:rFonts w:eastAsiaTheme="minorEastAsia"/>
+      <w:rFonts w:ascii="Arial" w:hAnsi="Arial" w:cs="Arial" w:eastAsia="Arial"/>
       <w:lang w:eastAsia="en-IN"/>
     </w:rPr>
     <w:tblPr>
